--- a/pr-preview/pr-222/probability-basics.docx
+++ b/pr-preview/pr-222/probability-basics.docx
@@ -15,7 +15,7 @@
         <w:pStyle w:val="Date"/>
       </w:pPr>
       <w:r>
-        <w:t xml:space="preserve">Last modified: 2026-10-19 02:11:56 (PDT)</w:t>
+        <w:t xml:space="preserve">Last modified: 2026-10-19 02:23:26 (PDT)</w:t>
       </w:r>
     </w:p>
     <w:bookmarkStart w:id="63" w:name="defining-probabilities"/>
@@ -11650,7 +11650,41 @@
         <w:t xml:space="preserve"> </w:t>
       </w:r>
       <w:r>
-        <w:t xml:space="preserve">be the event that a car chosen at random is American,</w:t>
+        <w:t xml:space="preserve">be the</w:t>
+      </w:r>
+      <w:r>
+        <w:t xml:space="preserve"> </w:t>
+      </w:r>
+      <w:hyperlink w:anchor="def-event">
+        <w:r>
+          <w:rPr>
+            <w:rStyle w:val="Hyperlink"/>
+          </w:rPr>
+          <w:t xml:space="preserve">event</w:t>
+        </w:r>
+      </w:hyperlink>
+      <w:r>
+        <w:t xml:space="preserve"> </w:t>
+      </w:r>
+      <w:r>
+        <w:t xml:space="preserve">that a car</w:t>
+      </w:r>
+      <w:r>
+        <w:t xml:space="preserve"> </w:t>
+      </w:r>
+      <w:hyperlink w:anchor="def-random-choice">
+        <w:r>
+          <w:rPr>
+            <w:rStyle w:val="Hyperlink"/>
+          </w:rPr>
+          <w:t xml:space="preserve">chosen at random</w:t>
+        </w:r>
+      </w:hyperlink>
+      <w:r>
+        <w:t xml:space="preserve"> </w:t>
+      </w:r>
+      <w:r>
+        <w:t xml:space="preserve">is American,</w:t>
       </w:r>
       <w:r>
         <w:t xml:space="preserve"> </w:t>
@@ -11674,7 +11708,24 @@
         <w:t xml:space="preserve"> </w:t>
       </w:r>
       <w:r>
-        <w:t xml:space="preserve">Its probability is the fraction of American cars,</w:t>
+        <w:t xml:space="preserve">Its</w:t>
+      </w:r>
+      <w:r>
+        <w:t xml:space="preserve"> </w:t>
+      </w:r>
+      <w:hyperlink w:anchor="def-probability">
+        <w:r>
+          <w:rPr>
+            <w:rStyle w:val="Hyperlink"/>
+          </w:rPr>
+          <w:t xml:space="preserve">probability</w:t>
+        </w:r>
+      </w:hyperlink>
+      <w:r>
+        <w:t xml:space="preserve"> </w:t>
+      </w:r>
+      <w:r>
+        <w:t xml:space="preserve">is the fraction of American cars,</w:t>
       </w:r>
       <w:r>
         <w:t xml:space="preserve"> </w:t>
@@ -11700,7 +11751,24 @@
         <w:t xml:space="preserve"> </w:t>
       </w:r>
       <w:r>
-        <w:t xml:space="preserve">and its odds follow from</w:t>
+        <w:t xml:space="preserve">and its</w:t>
+      </w:r>
+      <w:r>
+        <w:t xml:space="preserve"> </w:t>
+      </w:r>
+      <w:hyperlink w:anchor="def-odds">
+        <w:r>
+          <w:rPr>
+            <w:rStyle w:val="Hyperlink"/>
+          </w:rPr>
+          <w:t xml:space="preserve">odds</w:t>
+        </w:r>
+      </w:hyperlink>
+      <w:r>
+        <w:t xml:space="preserve"> </w:t>
+      </w:r>
+      <w:r>
+        <w:t xml:space="preserve">follow from</w:t>
       </w:r>
       <w:r>
         <w:t xml:space="preserve"> </w:t>
@@ -11989,8 +12057,19 @@
         <w:t xml:space="preserve">logit</w:t>
       </w:r>
       <w:r>
-        <w:t xml:space="preserve">, of an event</w:t>
-      </w:r>
+        <w:t xml:space="preserve">, of an</w:t>
+      </w:r>
+      <w:r>
+        <w:t xml:space="preserve"> </w:t>
+      </w:r>
+      <w:hyperlink w:anchor="def-event">
+        <w:r>
+          <w:rPr>
+            <w:rStyle w:val="Hyperlink"/>
+          </w:rPr>
+          <w:t xml:space="preserve">event</w:t>
+        </w:r>
+      </w:hyperlink>
       <w:r>
         <w:t xml:space="preserve"> </w:t>
       </w:r>
@@ -12003,8 +12082,19 @@
         <w:t xml:space="preserve"> </w:t>
       </w:r>
       <w:r>
-        <w:t xml:space="preserve">with probability</w:t>
-      </w:r>
+        <w:t xml:space="preserve">with</w:t>
+      </w:r>
+      <w:r>
+        <w:t xml:space="preserve"> </w:t>
+      </w:r>
+      <w:hyperlink w:anchor="def-probability">
+        <w:r>
+          <w:rPr>
+            <w:rStyle w:val="Hyperlink"/>
+          </w:rPr>
+          <w:t xml:space="preserve">probability</w:t>
+        </w:r>
+      </w:hyperlink>
       <w:r>
         <w:t xml:space="preserve"> </w:t>
       </w:r>
@@ -12271,8 +12361,19 @@
         <w:t xml:space="preserve"> </w:t>
       </w:r>
       <w:r>
-        <w:t xml:space="preserve">For the event</w:t>
-      </w:r>
+        <w:t xml:space="preserve">For the</w:t>
+      </w:r>
+      <w:r>
+        <w:t xml:space="preserve"> </w:t>
+      </w:r>
+      <w:hyperlink w:anchor="def-event">
+        <w:r>
+          <w:rPr>
+            <w:rStyle w:val="Hyperlink"/>
+          </w:rPr>
+          <w:t xml:space="preserve">event</w:t>
+        </w:r>
+      </w:hyperlink>
       <w:r>
         <w:t xml:space="preserve"> </w:t>
       </w:r>
@@ -12305,7 +12406,24 @@
         <w:t xml:space="preserve"> </w:t>
       </w:r>
       <w:r>
-        <w:t xml:space="preserve">the log-odds of</w:t>
+        <w:t xml:space="preserve">the</w:t>
+      </w:r>
+      <w:r>
+        <w:t xml:space="preserve"> </w:t>
+      </w:r>
+      <w:hyperlink w:anchor="def-log-odds">
+        <w:r>
+          <w:rPr>
+            <w:rStyle w:val="Hyperlink"/>
+          </w:rPr>
+          <w:t xml:space="preserve">log-odds</w:t>
+        </w:r>
+      </w:hyperlink>
+      <w:r>
+        <w:t xml:space="preserve"> </w:t>
+      </w:r>
+      <w:r>
+        <w:t xml:space="preserve">of</w:t>
       </w:r>
       <w:r>
         <w:t xml:space="preserve"> </w:t>
@@ -12392,7 +12510,24 @@
         <w:pStyle w:val="FirstParagraph"/>
       </w:pPr>
       <w:r>
-        <w:t xml:space="preserve">The log-odds is positive because the odds exceed 1:</w:t>
+        <w:t xml:space="preserve">The log-odds are positive because the</w:t>
+      </w:r>
+      <w:r>
+        <w:t xml:space="preserve"> </w:t>
+      </w:r>
+      <w:hyperlink w:anchor="def-odds">
+        <w:r>
+          <w:rPr>
+            <w:rStyle w:val="Hyperlink"/>
+          </w:rPr>
+          <w:t xml:space="preserve">odds</w:t>
+        </w:r>
+      </w:hyperlink>
+      <w:r>
+        <w:t xml:space="preserve"> </w:t>
+      </w:r>
+      <w:r>
+        <w:t xml:space="preserve">exceed 1:</w:t>
       </w:r>
       <w:r>
         <w:t xml:space="preserve"> </w:t>
